--- a/Tailored_CVs/Shinoy_Leadinfo_Senior_Full_Stack_Engineer.docx
+++ b/Tailored_CVs/Shinoy_Leadinfo_Senior_Full_Stack_Engineer.docx
@@ -70,7 +70,7 @@
           <w:b w:val="0"/>
           <w:sz w:val="19"/>
         </w:rPr>
-        <w:t>I am a QA Automation Engineer with over 8 years of experience building scalable frameworks using Java, Selenium, and TypeScript Playwright. My background includes orchestrating CI/CD pipelines, managing infrastructure with AWS and Terraform, and utilizing Gemini Code Assist to streamline test generation. I am currently based in Amstelveen with a valid EU residence permit and full work authorization.</w:t>
+        <w:t>I am a QA Automation Engineer with over 8 years of experience building scalable test frameworks using Java and TypeScript Playwright. My background includes managing backend data validation with Oracle SQL and supporting deployment workflows with AWS and Jenkins. I hold a valid EU residence permit and am based in Amstelveen.</w:t>
       </w:r>
     </w:p>
     <w:p>
@@ -288,7 +288,7 @@
           <w:b w:val="0"/>
           <w:sz w:val="18"/>
         </w:rPr>
-        <w:t>▸ Migrated legacy testing frameworks to TypeScript Playwright for endtoend workflows, boosting execution efficiency by 20%.</w:t>
+        <w:t>▸ Maintained and migrated test automation frameworks utilizing TypeScript Playwright and Java Selenium to support reliable software releases.</w:t>
       </w:r>
     </w:p>
     <w:p>
@@ -301,7 +301,7 @@
           <w:b w:val="0"/>
           <w:sz w:val="18"/>
         </w:rPr>
-        <w:t>▸ Orchestrated CI/CD pipelines and ran scheduled automation regression builds via Jenkins while provisioning test environments using Terraform and AWS.</w:t>
+        <w:t>▸ Provisioned and managed test environments using AWS and Terraform to ensure high availability for regression builds.</w:t>
       </w:r>
     </w:p>
     <w:p>
@@ -314,7 +314,7 @@
           <w:b w:val="0"/>
           <w:sz w:val="18"/>
         </w:rPr>
-        <w:t>▸ Executed complex SQL queries to validate massive datasets and ensure strict data integrity across backend workflows.</w:t>
+        <w:t>▸ Executed backend validation and data integrity checks using Oracle SQL queries across complex workflows.</w:t>
       </w:r>
     </w:p>
     <w:p>
@@ -327,7 +327,7 @@
           <w:b w:val="0"/>
           <w:sz w:val="18"/>
         </w:rPr>
-        <w:t>▸ Streamlined test generation and deployment scripts utilizing AI tools like Gemini Code Assist.</w:t>
+        <w:t>▸ Streamlined test generation scripts and deployment workflows utilizing tools like Gemini Code Assist.</w:t>
       </w:r>
     </w:p>
     <w:p>
